--- a/index.docx
+++ b/index.docx
@@ -3,426 +3,22 @@
 <w:document xmlns:ve="http://schemas.openxmlformats.org/markup-compatibility/2006" xmlns:o="urn:schemas-microsoft-com:office:office" xmlns:r="http://schemas.openxmlformats.org/officeDocument/2006/relationships" xmlns:m="http://schemas.openxmlformats.org/officeDocument/2006/math" xmlns:v="urn:schemas-microsoft-com:vml" xmlns:wp="http://schemas.openxmlformats.org/drawingml/2006/wordprocessingDrawing" xmlns:w10="urn:schemas-microsoft-com:office:word" xmlns:w="http://schemas.openxmlformats.org/wordprocessingml/2006/main" xmlns:wne="http://schemas.microsoft.com/office/word/2006/wordml">
   <w:body>
     <w:p>
-      <w:r>
-        <w:t xml:space="preserve">&lt;a </w:t>
-      </w:r>
-      <w:proofErr w:type="spellStart"/>
-      <w:r>
-        <w:t>href</w:t>
-      </w:r>
-      <w:proofErr w:type="spellEnd"/>
-      <w:r>
-        <w:t>="</w:t>
-      </w:r>
-      <w:proofErr w:type="gramStart"/>
-      <w:r>
-        <w:t>..</w:t>
-      </w:r>
-      <w:proofErr w:type="gramEnd"/>
-      <w:r>
-        <w:t xml:space="preserve">/../index.html" </w:t>
-      </w:r>
-      <w:proofErr w:type="spellStart"/>
-      <w:r>
-        <w:t>target</w:t>
-      </w:r>
-      <w:proofErr w:type="spellEnd"/>
-      <w:r>
-        <w:t>="_</w:t>
-      </w:r>
-      <w:proofErr w:type="spellStart"/>
-      <w:r>
-        <w:t>self</w:t>
-      </w:r>
-      <w:proofErr w:type="spellEnd"/>
-      <w:r>
-        <w:t>"&gt;</w:t>
-      </w:r>
-    </w:p>
-    <w:p>
-      <w:r>
-        <w:t xml:space="preserve">&lt;div </w:t>
-      </w:r>
-      <w:proofErr w:type="spellStart"/>
-      <w:r>
-        <w:t>height</w:t>
-      </w:r>
-      <w:proofErr w:type="spellEnd"/>
-      <w:r>
-        <w:t>=</w:t>
-      </w:r>
-      <w:proofErr w:type="gramStart"/>
-      <w:r>
-        <w:t>"</w:t>
-      </w:r>
-      <w:proofErr w:type="gramEnd"/>
-      <w:r>
-        <w:t>100" style="</w:t>
-      </w:r>
-      <w:proofErr w:type="spellStart"/>
-      <w:r>
-        <w:t>background-color</w:t>
-      </w:r>
-      <w:proofErr w:type="spellEnd"/>
-      <w:r>
-        <w:t xml:space="preserve">: </w:t>
-      </w:r>
-      <w:proofErr w:type="spellStart"/>
-      <w:r>
-        <w:t>blue</w:t>
-      </w:r>
-      <w:proofErr w:type="spellEnd"/>
-      <w:r>
-        <w:t>;</w:t>
-      </w:r>
-      <w:proofErr w:type="spellStart"/>
-      <w:r>
-        <w:t>line-height</w:t>
-      </w:r>
-      <w:proofErr w:type="spellEnd"/>
-      <w:r>
-        <w:t>: 100px;</w:t>
-      </w:r>
-      <w:proofErr w:type="spellStart"/>
-      <w:r>
-        <w:t>text-align</w:t>
-      </w:r>
-      <w:proofErr w:type="spellEnd"/>
-      <w:r>
-        <w:t xml:space="preserve">: </w:t>
-      </w:r>
-      <w:proofErr w:type="spellStart"/>
-      <w:r>
-        <w:t>center</w:t>
-      </w:r>
-      <w:proofErr w:type="spellEnd"/>
-      <w:r>
-        <w:t>;"&gt;&lt;p style="</w:t>
-      </w:r>
-      <w:proofErr w:type="spellStart"/>
-      <w:r>
-        <w:t>color</w:t>
-      </w:r>
-      <w:proofErr w:type="spellEnd"/>
-      <w:r>
-        <w:t xml:space="preserve">: </w:t>
-      </w:r>
-      <w:proofErr w:type="spellStart"/>
-      <w:r>
-        <w:t>white</w:t>
-      </w:r>
-      <w:proofErr w:type="spellEnd"/>
-      <w:r>
-        <w:t>"&gt;&lt;FONT SIZE=+4&gt;INÍCIO&lt;/FONT&gt;&lt;/p&gt;&lt;/div&gt;&lt;/a&gt;&lt;</w:t>
-      </w:r>
-      <w:proofErr w:type="spellStart"/>
-      <w:r>
-        <w:t>hr</w:t>
-      </w:r>
-      <w:proofErr w:type="spellEnd"/>
-      <w:r>
-        <w:t xml:space="preserve"> </w:t>
-      </w:r>
-      <w:proofErr w:type="spellStart"/>
-      <w:r>
-        <w:t>class</w:t>
-      </w:r>
-      <w:proofErr w:type="spellEnd"/>
-      <w:r>
-        <w:t>="new1"&gt;</w:t>
-      </w:r>
-    </w:p>
-    <w:p>
-      <w:r>
-        <w:t>&lt;!----------------------------------------------------------------------------------&gt;</w:t>
-      </w:r>
-    </w:p>
-    <w:p>
-      <w:r>
-        <w:t>&lt;</w:t>
-      </w:r>
-      <w:proofErr w:type="spellStart"/>
-      <w:r>
-        <w:t>ul</w:t>
-      </w:r>
-      <w:proofErr w:type="spellEnd"/>
-      <w:r>
-        <w:t xml:space="preserve"> id=</w:t>
-      </w:r>
-      <w:proofErr w:type="gramStart"/>
-      <w:r>
-        <w:t>"</w:t>
-      </w:r>
-      <w:proofErr w:type="spellStart"/>
-      <w:proofErr w:type="gramEnd"/>
-      <w:r>
-        <w:t>myUL</w:t>
-      </w:r>
-      <w:proofErr w:type="spellEnd"/>
-      <w:r>
-        <w:t>"&gt;</w:t>
-      </w:r>
-    </w:p>
-    <w:p>
-      <w:r>
-        <w:t>&lt;!----------------------------------------------------------------------------------&gt;</w:t>
-      </w:r>
-    </w:p>
-    <w:p>
-      <w:r>
-        <w:t>&lt;!--##############################################################################--&gt;</w:t>
-      </w:r>
-    </w:p>
-    <w:p>
-      <w:r>
-        <w:t>&lt;!--##############################################################################--&gt;</w:t>
-      </w:r>
-    </w:p>
-    <w:p>
-      <w:r>
-        <w:t>&lt;!--####################################</w:t>
-      </w:r>
-      <w:proofErr w:type="gramStart"/>
-      <w:r>
-        <w:t xml:space="preserve">  </w:t>
-      </w:r>
-      <w:proofErr w:type="gramEnd"/>
-      <w:r>
-        <w:t>INÍCIO  ################################--&gt;</w:t>
-      </w:r>
-    </w:p>
-    <w:p>
-      <w:r>
-        <w:t>&lt;!--##############################################################################--&gt;</w:t>
-      </w:r>
-    </w:p>
-    <w:p>
-      <w:r>
-        <w:t>&lt;!--##############################################################################--&gt;</w:t>
-      </w:r>
-    </w:p>
-    <w:p>
-      <w:r>
-        <w:t>&lt;!----------------------------------------------------------------------------------&gt;</w:t>
-      </w:r>
-    </w:p>
-    <w:p>
-      <w:r>
-        <w:t>&lt;!---------------------------------_</w:t>
-      </w:r>
-      <w:proofErr w:type="spellStart"/>
-      <w:r>
-        <w:t>blank</w:t>
-      </w:r>
-      <w:proofErr w:type="spellEnd"/>
-      <w:r>
-        <w:t xml:space="preserve"> --- _</w:t>
-      </w:r>
-      <w:proofErr w:type="spellStart"/>
-      <w:r>
-        <w:t>self</w:t>
-      </w:r>
-      <w:proofErr w:type="spellEnd"/>
-      <w:r>
-        <w:t>---------------------------------&gt;</w:t>
-      </w:r>
-    </w:p>
-    <w:p>
-      <w:r>
-        <w:t>&lt;li&gt;&lt;a href=</w:t>
-      </w:r>
-      <w:proofErr w:type="gramStart"/>
-      <w:r>
-        <w:t>"</w:t>
-      </w:r>
-      <w:proofErr w:type="gramEnd"/>
-      <w:r>
-        <w:t xml:space="preserve">https://docs.google.com/document/d/1gjfQSIAmDJtGC7VksMGEf9RHO-a3THx_/edit?usp=drive_link&amp;ouid=103101689842956548069&amp;rtpof=true&amp;sd=true" </w:t>
-      </w:r>
-      <w:proofErr w:type="spellStart"/>
-      <w:r>
-        <w:t>target</w:t>
-      </w:r>
-      <w:proofErr w:type="spellEnd"/>
-      <w:r>
-        <w:t>="_</w:t>
-      </w:r>
-      <w:proofErr w:type="spellStart"/>
-      <w:r>
-        <w:t>blank</w:t>
-      </w:r>
-      <w:proofErr w:type="spellEnd"/>
-      <w:r>
-        <w:t>"&gt;</w:t>
-      </w:r>
-    </w:p>
-    <w:p>
-      <w:r>
-        <w:t xml:space="preserve">MEU </w:t>
-      </w:r>
-      <w:proofErr w:type="gramStart"/>
-      <w:r>
-        <w:t>MENU</w:t>
-      </w:r>
-      <w:proofErr w:type="gramEnd"/>
-      <w:r>
-        <w:t xml:space="preserve"> DE MEUS SITES E LEMBRETES</w:t>
-      </w:r>
-    </w:p>
-    <w:p>
-      <w:r>
-        <w:t xml:space="preserve"> -</w:t>
-      </w:r>
-    </w:p>
-    <w:p>
-      <w:proofErr w:type="spellStart"/>
-      <w:proofErr w:type="gramStart"/>
-      <w:r>
-        <w:t>fssites</w:t>
-      </w:r>
-      <w:proofErr w:type="spellEnd"/>
-      <w:proofErr w:type="gramEnd"/>
-    </w:p>
-    <w:p>
-      <w:r>
-        <w:t>&lt;/a&gt;&lt;/li&gt;</w:t>
-      </w:r>
-    </w:p>
-    <w:p>
-      <w:r>
-        <w:t>&lt;!----------------------------------------------------------------------------------&gt;</w:t>
-      </w:r>
-    </w:p>
-    <w:p>
-      <w:r>
-        <w:t>&lt;li&gt;&lt;a href=</w:t>
-      </w:r>
-      <w:proofErr w:type="gramStart"/>
-      <w:r>
-        <w:t>"</w:t>
-      </w:r>
-      <w:proofErr w:type="gramEnd"/>
-      <w:r>
-        <w:t xml:space="preserve">https://docs.google.com/document/d/1k3UzeoEFR6ZEzRKAl-9O2YLha5fvsilx/edit?usp=sharing&amp;ouid=103101689842956548069&amp;rtpof=true&amp;sd=true" </w:t>
-      </w:r>
-      <w:proofErr w:type="spellStart"/>
-      <w:r>
-        <w:t>target</w:t>
-      </w:r>
-      <w:proofErr w:type="spellEnd"/>
-      <w:r>
-        <w:t>="_</w:t>
-      </w:r>
-      <w:proofErr w:type="spellStart"/>
-      <w:r>
-        <w:t>blank</w:t>
-      </w:r>
-      <w:proofErr w:type="spellEnd"/>
-      <w:r>
-        <w:t>"&gt;</w:t>
-      </w:r>
-    </w:p>
-    <w:p>
-      <w:proofErr w:type="gramStart"/>
-      <w:r>
-        <w:lastRenderedPageBreak/>
-        <w:t>Novo(</w:t>
-      </w:r>
-      <w:proofErr w:type="gramEnd"/>
-      <w:r>
-        <w:t>a) Documento do Microsoft Office Word</w:t>
-      </w:r>
-    </w:p>
-    <w:p>
-      <w:r>
-        <w:t xml:space="preserve"> -</w:t>
-      </w:r>
-    </w:p>
-    <w:p>
-      <w:r>
-        <w:t>SOBRE</w:t>
-      </w:r>
+      <w:pPr>
+        <w:pStyle w:val="Ttulo"/>
+        <w:jc w:val="center"/>
+        <w:rPr>
+          <w:b/>
+          <w:color w:val="FF0000"/>
+          <w:u w:val="single"/>
+        </w:rPr>
+      </w:pPr>
       <w:r>
         <w:rPr>
-          <w:rFonts w:ascii="Calibri" w:hAnsi="Calibri" w:cs="Calibri"/>
+          <w:b/>
+          <w:color w:val="FF0000"/>
+          <w:u w:val="single"/>
         </w:rPr>
-        <w:t>🔴</w:t>
-      </w:r>
-    </w:p>
-    <w:p>
-      <w:r>
-        <w:t>&lt;/a&gt;&lt;/li&gt;</w:t>
-      </w:r>
-    </w:p>
-    <w:p>
-      <w:r>
-        <w:t>&lt;!----------------------------------------------------------------------------------&gt;</w:t>
-      </w:r>
-    </w:p>
-    <w:p>
-      <w:r>
-        <w:t xml:space="preserve">&lt;li&gt;&lt;a </w:t>
-      </w:r>
-      <w:proofErr w:type="spellStart"/>
-      <w:r>
-        <w:t>href</w:t>
-      </w:r>
-      <w:proofErr w:type="spellEnd"/>
-      <w:r>
-        <w:t>=</w:t>
-      </w:r>
-      <w:proofErr w:type="gramStart"/>
-      <w:r>
-        <w:t>"</w:t>
-      </w:r>
-      <w:proofErr w:type="spellStart"/>
-      <w:proofErr w:type="gramEnd"/>
-      <w:r>
-        <w:t>index_arquivos</w:t>
-      </w:r>
-      <w:proofErr w:type="spellEnd"/>
-      <w:r>
-        <w:t>/</w:t>
-      </w:r>
-    </w:p>
-    <w:p>
-      <w:r>
-        <w:t>LINK</w:t>
-      </w:r>
-      <w:r>
-        <w:rPr>
-          <w:rFonts w:ascii="Calibri" w:hAnsi="Calibri" w:cs="Calibri"/>
-        </w:rPr>
-        <w:t>🔴</w:t>
-      </w:r>
-    </w:p>
-    <w:p>
-      <w:r>
-        <w:t>/</w:t>
-      </w:r>
-      <w:proofErr w:type="gramStart"/>
-      <w:r>
-        <w:t>1 - Copia.html"</w:t>
-      </w:r>
-      <w:proofErr w:type="gramEnd"/>
-      <w:r>
-        <w:t xml:space="preserve"> </w:t>
-      </w:r>
-      <w:proofErr w:type="spellStart"/>
-      <w:r>
-        <w:t>target</w:t>
-      </w:r>
-      <w:proofErr w:type="spellEnd"/>
-      <w:r>
-        <w:t>="_</w:t>
-      </w:r>
-      <w:proofErr w:type="spellStart"/>
-      <w:r>
-        <w:t>blank</w:t>
-      </w:r>
-      <w:proofErr w:type="spellEnd"/>
-      <w:r>
-        <w:t>"&gt;</w:t>
+        <w:t>PASTA 001</w:t>
       </w:r>
     </w:p>
     <w:sectPr>
@@ -624,6 +220,45 @@
     <w:semiHidden/>
     <w:unhideWhenUsed/>
   </w:style>
+  <w:style w:type="paragraph" w:styleId="Ttulo">
+    <w:name w:val="Title"/>
+    <w:basedOn w:val="Normal"/>
+    <w:next w:val="Normal"/>
+    <w:link w:val="TtuloChar"/>
+    <w:uiPriority w:val="10"/>
+    <w:qFormat/>
+    <w:rsid w:val="009F4919"/>
+    <w:pPr>
+      <w:pBdr>
+        <w:bottom w:val="single" w:sz="8" w:space="4" w:color="4F81BD" w:themeColor="accent1"/>
+      </w:pBdr>
+      <w:spacing w:after="300" w:line="240" w:lineRule="auto"/>
+      <w:contextualSpacing/>
+    </w:pPr>
+    <w:rPr>
+      <w:rFonts w:asciiTheme="majorHAnsi" w:eastAsiaTheme="majorEastAsia" w:hAnsiTheme="majorHAnsi" w:cstheme="majorBidi"/>
+      <w:color w:val="17365D" w:themeColor="text2" w:themeShade="BF"/>
+      <w:spacing w:val="5"/>
+      <w:kern w:val="28"/>
+      <w:sz w:val="52"/>
+      <w:szCs w:val="52"/>
+    </w:rPr>
+  </w:style>
+  <w:style w:type="character" w:customStyle="1" w:styleId="TtuloChar">
+    <w:name w:val="Título Char"/>
+    <w:basedOn w:val="Fontepargpadro"/>
+    <w:link w:val="Ttulo"/>
+    <w:uiPriority w:val="10"/>
+    <w:rsid w:val="009F4919"/>
+    <w:rPr>
+      <w:rFonts w:asciiTheme="majorHAnsi" w:eastAsiaTheme="majorEastAsia" w:hAnsiTheme="majorHAnsi" w:cstheme="majorBidi"/>
+      <w:color w:val="17365D" w:themeColor="text2" w:themeShade="BF"/>
+      <w:spacing w:val="5"/>
+      <w:kern w:val="28"/>
+      <w:sz w:val="52"/>
+      <w:szCs w:val="52"/>
+    </w:rPr>
+  </w:style>
 </w:styles>
 </file>
 

--- a/index.docx
+++ b/index.docx
@@ -20,6 +20,17 @@
         </w:rPr>
         <w:t>PASTA 001</w:t>
       </w:r>
+    </w:p>
+    <w:p/>
+    <w:p>
+      <w:hyperlink r:id="rId4" w:history="1">
+        <w:r>
+          <w:rPr>
+            <w:rStyle w:val="Hyperlink"/>
+          </w:rPr>
+          <w:t>1 - LEMBRETES</w:t>
+        </w:r>
+      </w:hyperlink>
     </w:p>
     <w:sectPr>
       <w:pgSz w:w="11906" w:h="16838"/>
@@ -259,6 +270,17 @@
       <w:szCs w:val="52"/>
     </w:rPr>
   </w:style>
+  <w:style w:type="character" w:styleId="Hyperlink">
+    <w:name w:val="Hyperlink"/>
+    <w:basedOn w:val="Fontepargpadro"/>
+    <w:uiPriority w:val="99"/>
+    <w:unhideWhenUsed/>
+    <w:rsid w:val="004C5244"/>
+    <w:rPr>
+      <w:color w:val="0000FF" w:themeColor="hyperlink"/>
+      <w:u w:val="single"/>
+    </w:rPr>
+  </w:style>
 </w:styles>
 </file>
 
